--- a/听涛智能系统/TDS 模板.docx
+++ b/听涛智能系统/TDS 模板.docx
@@ -2795,8 +2795,8 @@
     <w:r>
       <w:rPr>
         <w:rFonts w:hint="eastAsia" w:ascii="微软雅黑" w:hAnsi="微软雅黑" w:eastAsia="微软雅黑" w:cs="微软雅黑"/>
-        <w:i/>
-        <w:iCs/>
+        <w:i w:val="0"/>
+        <w:iCs w:val="0"/>
         <w:color w:val="558ED5" w:themeColor="text2" w:themeTint="99"/>
         <w:sz w:val="21"/>
         <w:szCs w:val="21"/>
@@ -2861,7 +2861,6 @@
       </w:rPr>
       <w:t xml:space="preserve"> </w:t>
     </w:r>
-    <w:bookmarkStart w:id="0" w:name="_GoBack"/>
     <w:r>
       <w:rPr>
         <w:rFonts w:hint="default" w:ascii="Calibri" w:hAnsi="Calibri" w:cs="Calibri"/>
@@ -2877,11 +2876,32 @@
           </w14:solidFill>
         </w14:textFill>
       </w:rPr>
-      <w:t xml:space="preserve"> http</w:t>
+      <w:t xml:space="preserve"> </w:t>
     </w:r>
     <w:r>
       <w:rPr>
         <w:rFonts w:hint="default" w:ascii="Calibri" w:hAnsi="Calibri" w:cs="Calibri"/>
+        <w:i/>
+        <w:iCs/>
+        <w:color w:val="558ED5" w:themeColor="text2" w:themeTint="99"/>
+        <w:sz w:val="21"/>
+        <w:szCs w:val="21"/>
+        <w14:textFill>
+          <w14:solidFill>
+            <w14:schemeClr w14:val="tx2">
+              <w14:lumMod w14:val="60000"/>
+              <w14:lumOff w14:val="40000"/>
+            </w14:schemeClr>
+          </w14:solidFill>
+        </w14:textFill>
+      </w:rPr>
+      <w:t>http</w:t>
+    </w:r>
+    <w:r>
+      <w:rPr>
+        <w:rFonts w:hint="default" w:ascii="Calibri" w:hAnsi="Calibri" w:cs="Calibri"/>
+        <w:i/>
+        <w:iCs/>
         <w:color w:val="558ED5" w:themeColor="text2" w:themeTint="99"/>
         <w:sz w:val="21"/>
         <w:szCs w:val="21"/>
@@ -2900,6 +2920,8 @@
     <w:r>
       <w:rPr>
         <w:rFonts w:hint="default" w:ascii="Calibri" w:hAnsi="Calibri" w:cs="Calibri"/>
+        <w:i/>
+        <w:iCs/>
         <w:color w:val="558ED5" w:themeColor="text2" w:themeTint="99"/>
         <w:sz w:val="21"/>
         <w:szCs w:val="21"/>
@@ -2914,8 +2936,9 @@
       </w:rPr>
       <w:t>//www.tingtaochina.com</w:t>
     </w:r>
+    <w:bookmarkStart w:id="0" w:name="_GoBack"/>
+    <w:bookmarkEnd w:id="0"/>
   </w:p>
-  <w:bookmarkEnd w:id="0"/>
 </w:ftr>
 </file>
 
